--- a/templates/contrat_sous_traitance_template.docx
+++ b/templates/contrat_sous_traitance_template.docx
@@ -6,7 +6,7 @@
       <w:r>
         <w:drawing>
           <wp:inline distT="0" distB="0" distL="0" distR="0">
-            <wp:extent cx="1238250" cy="714375"/>
+            <wp:extent cx="952500" cy="552450"/>
             <wp:effectExtent t="0" r="0" b="0" l="0"/>
             <wp:docPr id="1" name="" descr="" title=""/>
             <wp:cNvGraphicFramePr>
@@ -31,7 +31,7 @@
                   <pic:spPr bwMode="auto">
                     <a:xfrm>
                       <a:off x="0" y="0"/>
-                      <a:ext cx="1238250" cy="714375"/>
+                      <a:ext cx="952500" cy="552450"/>
                     </a:xfrm>
                     <a:prstGeom prst="rect">
                       <a:avLst/>
@@ -51,7 +51,7 @@
       </w:pPr>
       <w:r>
         <w:rPr>
-          <w:rFonts w:ascii="Arial" w:cs="Arial" w:eastAsia="Arial" w:hAnsi="Arial"/>
+          <w:rFonts w:ascii="Helvetica" w:cs="Helvetica" w:eastAsia="Helvetica" w:hAnsi="Helvetica"/>
           <w:b/>
           <w:bCs/>
           <w:color w:val="E36A3A"/>
@@ -67,7 +67,7 @@
       </w:pPr>
       <w:r>
         <w:rPr>
-          <w:rFonts w:ascii="Arial" w:cs="Arial" w:eastAsia="Arial" w:hAnsi="Arial"/>
+          <w:rFonts w:ascii="Helvetica" w:cs="Helvetica" w:eastAsia="Helvetica" w:hAnsi="Helvetica"/>
           <w:b/>
           <w:bCs/>
           <w:color w:val="E36A3A"/>
@@ -83,7 +83,7 @@
       </w:pPr>
       <w:r>
         <w:rPr>
-          <w:rFonts w:ascii="Arial" w:cs="Arial" w:eastAsia="Arial" w:hAnsi="Arial"/>
+          <w:rFonts w:ascii="Helvetica" w:cs="Helvetica" w:eastAsia="Helvetica" w:hAnsi="Helvetica"/>
           <w:b/>
           <w:bCs/>
           <w:color w:val="E36A3A"/>
@@ -99,7 +99,7 @@
       </w:pPr>
       <w:r>
         <w:rPr>
-          <w:rFonts w:ascii="Arial" w:cs="Arial" w:eastAsia="Arial" w:hAnsi="Arial"/>
+          <w:rFonts w:ascii="Helvetica" w:cs="Helvetica" w:eastAsia="Helvetica" w:hAnsi="Helvetica"/>
           <w:b/>
           <w:bCs/>
           <w:color w:val="E36A3A"/>
@@ -111,12 +111,12 @@
     </w:p>
     <w:p>
       <w:pPr>
-        <w:spacing w:after="200"/>
+        <w:spacing w:after="150"/>
         <w:jc w:val="right"/>
       </w:pPr>
       <w:r>
         <w:rPr>
-          <w:rFonts w:ascii="Arial" w:cs="Arial" w:eastAsia="Arial" w:hAnsi="Arial"/>
+          <w:rFonts w:ascii="Helvetica" w:cs="Helvetica" w:eastAsia="Helvetica" w:hAnsi="Helvetica"/>
           <w:b/>
           <w:bCs/>
           <w:color w:val="E36A3A"/>
@@ -128,12 +128,12 @@
     </w:p>
     <w:p>
       <w:pPr>
-        <w:spacing w:after="200" w:before="200"/>
+        <w:spacing w:after="150" w:before="150"/>
         <w:jc w:val="center"/>
       </w:pPr>
       <w:r>
         <w:rPr>
-          <w:rFonts w:ascii="Arial" w:cs="Arial" w:eastAsia="Arial" w:hAnsi="Arial"/>
+          <w:rFonts w:ascii="Helvetica" w:cs="Helvetica" w:eastAsia="Helvetica" w:hAnsi="Helvetica"/>
           <w:b/>
           <w:bCs/>
           <w:color w:val="333333"/>
@@ -145,18 +145,120 @@
     </w:p>
     <w:p>
       <w:pPr>
+        <w:spacing w:after="60"/>
+      </w:pPr>
+      <w:r>
+        <w:rPr>
+          <w:rFonts w:ascii="Helvetica" w:cs="Helvetica" w:eastAsia="Helvetica" w:hAnsi="Helvetica"/>
+          <w:b/>
+          <w:bCs/>
+          <w:color w:val="333333"/>
+          <w:sz w:val="18"/>
+          <w:szCs w:val="18"/>
+        </w:rPr>
+        <w:t xml:space="preserve">Entre les soussignés :</w:t>
+      </w:r>
+    </w:p>
+    <w:p>
+      <w:pPr>
+        <w:spacing w:after="30"/>
+      </w:pPr>
+      <w:r>
+        <w:rPr>
+          <w:rFonts w:ascii="Helvetica" w:cs="Helvetica" w:eastAsia="Helvetica" w:hAnsi="Helvetica"/>
+          <w:color w:val="333333"/>
+          <w:sz w:val="18"/>
+          <w:szCs w:val="18"/>
+        </w:rPr>
+        <w:t xml:space="preserve">1 – NJM Conseil, 1 Le Cassan 12330 Clairvaux d'Aveyron, 534 935 473 000 15, organisme de formation enregistré sous le numéro 73 12 00 635 12 auprès du Préfet de la région Occitanie,</w:t>
+      </w:r>
+    </w:p>
+    <w:p>
+      <w:pPr>
+        <w:spacing w:after="60"/>
+      </w:pPr>
+      <w:r>
+        <w:rPr>
+          <w:rFonts w:ascii="Helvetica" w:cs="Helvetica" w:eastAsia="Helvetica" w:hAnsi="Helvetica"/>
+          <w:color w:val="333333"/>
+          <w:sz w:val="18"/>
+          <w:szCs w:val="18"/>
+        </w:rPr>
+        <w:t xml:space="preserve">ci-après « le donneur d'ordre »</w:t>
+      </w:r>
+    </w:p>
+    <w:p>
+      <w:pPr>
+        <w:spacing w:after="60"/>
+      </w:pPr>
+      <w:r>
+        <w:rPr>
+          <w:rFonts w:ascii="Helvetica" w:cs="Helvetica" w:eastAsia="Helvetica" w:hAnsi="Helvetica"/>
+          <w:b/>
+          <w:bCs/>
+          <w:color w:val="333333"/>
+          <w:sz w:val="18"/>
+          <w:szCs w:val="18"/>
+        </w:rPr>
+        <w:t xml:space="preserve">Et</w:t>
+      </w:r>
+    </w:p>
+    <w:p>
+      <w:pPr>
+        <w:spacing w:after="30"/>
+      </w:pPr>
+      <w:r>
+        <w:rPr>
+          <w:rFonts w:ascii="Helvetica" w:cs="Helvetica" w:eastAsia="Helvetica" w:hAnsi="Helvetica"/>
+          <w:color w:val="333333"/>
+          <w:sz w:val="18"/>
+          <w:szCs w:val="18"/>
+        </w:rPr>
+        <w:t xml:space="preserve">2 – {{trainer_name}}, {{trainer_address}} {{trainer_siret}}, organisme de formation enregistré sous le numéro {{trainer_nda}} auprès du Préfet de la région Occitanie,</w:t>
+      </w:r>
+    </w:p>
+    <w:p>
+      <w:pPr>
+        <w:spacing w:after="60"/>
+      </w:pPr>
+      <w:r>
+        <w:rPr>
+          <w:rFonts w:ascii="Helvetica" w:cs="Helvetica" w:eastAsia="Helvetica" w:hAnsi="Helvetica"/>
+          <w:color w:val="333333"/>
+          <w:sz w:val="18"/>
+          <w:szCs w:val="18"/>
+        </w:rPr>
+        <w:t xml:space="preserve">ci-après « le sous-traitant »</w:t>
+      </w:r>
+    </w:p>
+    <w:p>
+      <w:pPr>
         <w:spacing w:after="80"/>
       </w:pPr>
       <w:r>
         <w:rPr>
-          <w:rFonts w:ascii="Arial" w:cs="Arial" w:eastAsia="Arial" w:hAnsi="Arial"/>
-          <w:b/>
-          <w:bCs/>
-          <w:color w:val="333333"/>
-          <w:sz w:val="18"/>
-          <w:szCs w:val="18"/>
-        </w:rPr>
-        <w:t xml:space="preserve">Entre les soussignés :</w:t>
+          <w:rFonts w:ascii="Helvetica" w:cs="Helvetica" w:eastAsia="Helvetica" w:hAnsi="Helvetica"/>
+          <w:color w:val="333333"/>
+          <w:sz w:val="18"/>
+          <w:szCs w:val="18"/>
+        </w:rPr>
+        <w:t xml:space="preserve">Il a été convenu ce qui suit :</w:t>
+      </w:r>
+    </w:p>
+    <w:p>
+      <w:pPr>
+        <w:spacing w:after="30"/>
+      </w:pPr>
+      <w:r>
+        <w:rPr>
+          <w:rFonts w:ascii="Helvetica" w:cs="Helvetica" w:eastAsia="Helvetica" w:hAnsi="Helvetica"/>
+          <w:b/>
+          <w:bCs/>
+          <w:color w:val="333333"/>
+          <w:sz w:val="18"/>
+          <w:szCs w:val="18"/>
+        </w:rPr>
+        <w:t xml:space="preserve">Article premier : Nature du contrat</w:t>
       </w:r>
     </w:p>
     <w:p>
@@ -165,42 +267,56 @@
       </w:pPr>
       <w:r>
         <w:rPr>
-          <w:rFonts w:ascii="Arial" w:cs="Arial" w:eastAsia="Arial" w:hAnsi="Arial"/>
-          <w:color w:val="333333"/>
-          <w:sz w:val="18"/>
-          <w:szCs w:val="18"/>
-        </w:rPr>
-        <w:t xml:space="preserve">1 – NJM Conseil, 1 Le Cassan 12330 Clairvaux d'Aveyron, 534 935 473 000 15, organisme de formation enregistré sous le numéro 73 12 00 635 12 auprès du Préfet de la région Occitanie,</w:t>
-      </w:r>
-    </w:p>
-    <w:p>
-      <w:pPr>
-        <w:spacing w:after="80"/>
-      </w:pPr>
-      <w:r>
-        <w:rPr>
-          <w:rFonts w:ascii="Arial" w:cs="Arial" w:eastAsia="Arial" w:hAnsi="Arial"/>
-          <w:color w:val="333333"/>
-          <w:sz w:val="18"/>
-          <w:szCs w:val="18"/>
-        </w:rPr>
-        <w:t xml:space="preserve">ci-après « le donneur d'ordre »</w:t>
-      </w:r>
-    </w:p>
-    <w:p>
-      <w:pPr>
-        <w:spacing w:after="80"/>
-      </w:pPr>
-      <w:r>
-        <w:rPr>
-          <w:rFonts w:ascii="Arial" w:cs="Arial" w:eastAsia="Arial" w:hAnsi="Arial"/>
-          <w:b/>
-          <w:bCs/>
-          <w:color w:val="333333"/>
-          <w:sz w:val="18"/>
-          <w:szCs w:val="18"/>
-        </w:rPr>
-        <w:t xml:space="preserve">Et</w:t>
+          <w:rFonts w:ascii="Helvetica" w:cs="Helvetica" w:eastAsia="Helvetica" w:hAnsi="Helvetica"/>
+          <w:color w:val="333333"/>
+          <w:sz w:val="18"/>
+          <w:szCs w:val="18"/>
+        </w:rPr>
+        <w:t xml:space="preserve">Le présent contrat est conclu dans le cadre d'une prestation de formation ponctuelle réalisée par le sous-traitant au bénéfice du donneur d'ordre.</w:t>
+      </w:r>
+    </w:p>
+    <w:p>
+      <w:pPr>
+        <w:spacing w:after="30"/>
+      </w:pPr>
+      <w:r>
+        <w:rPr>
+          <w:rFonts w:ascii="Helvetica" w:cs="Helvetica" w:eastAsia="Helvetica" w:hAnsi="Helvetica"/>
+          <w:b/>
+          <w:bCs/>
+          <w:color w:val="333333"/>
+          <w:sz w:val="18"/>
+          <w:szCs w:val="18"/>
+        </w:rPr>
+        <w:t xml:space="preserve">Article 2 : Objet du contrat</w:t>
+      </w:r>
+    </w:p>
+    <w:p>
+      <w:pPr>
+        <w:spacing w:after="15"/>
+      </w:pPr>
+      <w:r>
+        <w:rPr>
+          <w:rFonts w:ascii="Helvetica" w:cs="Helvetica" w:eastAsia="Helvetica" w:hAnsi="Helvetica"/>
+          <w:color w:val="333333"/>
+          <w:sz w:val="18"/>
+          <w:szCs w:val="18"/>
+        </w:rPr>
+        <w:t xml:space="preserve">La formation, objet du contrat, est la suivante : « {{formation_name}} »</w:t>
+      </w:r>
+    </w:p>
+    <w:p>
+      <w:pPr>
+        <w:spacing w:after="15"/>
+      </w:pPr>
+      <w:r>
+        <w:rPr>
+          <w:rFonts w:ascii="Helvetica" w:cs="Helvetica" w:eastAsia="Helvetica" w:hAnsi="Helvetica"/>
+          <w:color w:val="333333"/>
+          <w:sz w:val="18"/>
+          <w:szCs w:val="18"/>
+        </w:rPr>
+        <w:t xml:space="preserve">Date(s) : {{dates}}</w:t>
       </w:r>
     </w:p>
     <w:p>
@@ -209,40 +325,28 @@
       </w:pPr>
       <w:r>
         <w:rPr>
-          <w:rFonts w:ascii="Arial" w:cs="Arial" w:eastAsia="Arial" w:hAnsi="Arial"/>
-          <w:color w:val="333333"/>
-          <w:sz w:val="18"/>
-          <w:szCs w:val="18"/>
-        </w:rPr>
-        <w:t xml:space="preserve">2 – {{trainer_name}}, {{trainer_address}}, {{trainer_siret}}, organisme de formation enregistré sous le numéro {{trainer_nda}} auprès du Préfet de la région Occitanie,</w:t>
-      </w:r>
-    </w:p>
-    <w:p>
-      <w:pPr>
-        <w:spacing w:after="80"/>
-      </w:pPr>
-      <w:r>
-        <w:rPr>
-          <w:rFonts w:ascii="Arial" w:cs="Arial" w:eastAsia="Arial" w:hAnsi="Arial"/>
-          <w:color w:val="333333"/>
-          <w:sz w:val="18"/>
-          <w:szCs w:val="18"/>
-        </w:rPr>
-        <w:t xml:space="preserve">ci-après « le sous-traitant »</w:t>
-      </w:r>
-    </w:p>
-    <w:p>
-      <w:pPr>
-        <w:spacing w:after="100"/>
-      </w:pPr>
-      <w:r>
-        <w:rPr>
-          <w:rFonts w:ascii="Arial" w:cs="Arial" w:eastAsia="Arial" w:hAnsi="Arial"/>
-          <w:color w:val="333333"/>
-          <w:sz w:val="18"/>
-          <w:szCs w:val="18"/>
-        </w:rPr>
-        <w:t xml:space="preserve">Il a été convenu ce qui suit :</w:t>
+          <w:rFonts w:ascii="Helvetica" w:cs="Helvetica" w:eastAsia="Helvetica" w:hAnsi="Helvetica"/>
+          <w:color w:val="333333"/>
+          <w:sz w:val="18"/>
+          <w:szCs w:val="18"/>
+        </w:rPr>
+        <w:t xml:space="preserve">Heures : {{duration}}h</w:t>
+      </w:r>
+    </w:p>
+    <w:p>
+      <w:pPr>
+        <w:spacing w:after="30"/>
+      </w:pPr>
+      <w:r>
+        <w:rPr>
+          <w:rFonts w:ascii="Helvetica" w:cs="Helvetica" w:eastAsia="Helvetica" w:hAnsi="Helvetica"/>
+          <w:b/>
+          <w:bCs/>
+          <w:color w:val="333333"/>
+          <w:sz w:val="18"/>
+          <w:szCs w:val="18"/>
+        </w:rPr>
+        <w:t xml:space="preserve">Article 3 : Durée du contrat</w:t>
       </w:r>
     </w:p>
     <w:p>
@@ -251,113 +355,7 @@
       </w:pPr>
       <w:r>
         <w:rPr>
-          <w:rFonts w:ascii="Arial" w:cs="Arial" w:eastAsia="Arial" w:hAnsi="Arial"/>
-          <w:b/>
-          <w:bCs/>
-          <w:color w:val="333333"/>
-          <w:sz w:val="18"/>
-          <w:szCs w:val="18"/>
-        </w:rPr>
-        <w:t xml:space="preserve">Article premier : Nature du contrat</w:t>
-      </w:r>
-    </w:p>
-    <w:p>
-      <w:pPr>
-        <w:spacing w:after="60"/>
-      </w:pPr>
-      <w:r>
-        <w:rPr>
-          <w:rFonts w:ascii="Arial" w:cs="Arial" w:eastAsia="Arial" w:hAnsi="Arial"/>
-          <w:color w:val="333333"/>
-          <w:sz w:val="18"/>
-          <w:szCs w:val="18"/>
-        </w:rPr>
-        <w:t xml:space="preserve">Le présent contrat est conclu dans le cadre d'une prestation de formation ponctuelle réalisée par le sous-traitant au bénéfice du donneur d'ordre.</w:t>
-      </w:r>
-    </w:p>
-    <w:p>
-      <w:pPr>
-        <w:spacing w:after="40"/>
-      </w:pPr>
-      <w:r>
-        <w:rPr>
-          <w:rFonts w:ascii="Arial" w:cs="Arial" w:eastAsia="Arial" w:hAnsi="Arial"/>
-          <w:b/>
-          <w:bCs/>
-          <w:color w:val="333333"/>
-          <w:sz w:val="18"/>
-          <w:szCs w:val="18"/>
-        </w:rPr>
-        <w:t xml:space="preserve">Article 2 : Objet du contrat</w:t>
-      </w:r>
-    </w:p>
-    <w:p>
-      <w:pPr>
-        <w:spacing w:after="20"/>
-      </w:pPr>
-      <w:r>
-        <w:rPr>
-          <w:rFonts w:ascii="Arial" w:cs="Arial" w:eastAsia="Arial" w:hAnsi="Arial"/>
-          <w:color w:val="333333"/>
-          <w:sz w:val="18"/>
-          <w:szCs w:val="18"/>
-        </w:rPr>
-        <w:t xml:space="preserve">La formation, objet du contrat, est la suivante : « {{formation_name}} »</w:t>
-      </w:r>
-    </w:p>
-    <w:p>
-      <w:pPr>
-        <w:spacing w:after="20"/>
-      </w:pPr>
-      <w:r>
-        <w:rPr>
-          <w:rFonts w:ascii="Arial" w:cs="Arial" w:eastAsia="Arial" w:hAnsi="Arial"/>
-          <w:b/>
-          <w:bCs/>
-          <w:color w:val="E36A3A"/>
-          <w:sz w:val="18"/>
-          <w:szCs w:val="18"/>
-        </w:rPr>
-        <w:t xml:space="preserve">Date(s) : {{dates}}</w:t>
-      </w:r>
-    </w:p>
-    <w:p>
-      <w:pPr>
-        <w:spacing w:after="60"/>
-      </w:pPr>
-      <w:r>
-        <w:rPr>
-          <w:rFonts w:ascii="Arial" w:cs="Arial" w:eastAsia="Arial" w:hAnsi="Arial"/>
-          <w:color w:val="333333"/>
-          <w:sz w:val="18"/>
-          <w:szCs w:val="18"/>
-        </w:rPr>
-        <w:t xml:space="preserve">Heures : {{duration}}h</w:t>
-      </w:r>
-    </w:p>
-    <w:p>
-      <w:pPr>
-        <w:spacing w:after="40"/>
-      </w:pPr>
-      <w:r>
-        <w:rPr>
-          <w:rFonts w:ascii="Arial" w:cs="Arial" w:eastAsia="Arial" w:hAnsi="Arial"/>
-          <w:b/>
-          <w:bCs/>
-          <w:color w:val="333333"/>
-          <w:sz w:val="18"/>
-          <w:szCs w:val="18"/>
-        </w:rPr>
-        <w:t xml:space="preserve">Article 3 : Durée du contrat</w:t>
-      </w:r>
-    </w:p>
-    <w:p>
-      <w:pPr>
-        <w:spacing w:after="60"/>
-      </w:pPr>
-      <w:r>
-        <w:rPr>
-          <w:rFonts w:ascii="Arial" w:cs="Arial" w:eastAsia="Arial" w:hAnsi="Arial"/>
+          <w:rFonts w:ascii="Helvetica" w:cs="Helvetica" w:eastAsia="Helvetica" w:hAnsi="Helvetica"/>
           <w:color w:val="333333"/>
           <w:sz w:val="18"/>
           <w:szCs w:val="18"/>
@@ -367,11 +365,11 @@
     </w:p>
     <w:p>
       <w:pPr>
-        <w:spacing w:after="40"/>
-      </w:pPr>
-      <w:r>
-        <w:rPr>
-          <w:rFonts w:ascii="Arial" w:cs="Arial" w:eastAsia="Arial" w:hAnsi="Arial"/>
+        <w:spacing w:after="30"/>
+      </w:pPr>
+      <w:r>
+        <w:rPr>
+          <w:rFonts w:ascii="Helvetica" w:cs="Helvetica" w:eastAsia="Helvetica" w:hAnsi="Helvetica"/>
           <w:b/>
           <w:bCs/>
           <w:color w:val="333333"/>
@@ -383,11 +381,11 @@
     </w:p>
     <w:p>
       <w:pPr>
-        <w:spacing w:after="20"/>
-      </w:pPr>
-      <w:r>
-        <w:rPr>
-          <w:rFonts w:ascii="Arial" w:cs="Arial" w:eastAsia="Arial" w:hAnsi="Arial"/>
+        <w:spacing w:after="15"/>
+      </w:pPr>
+      <w:r>
+        <w:rPr>
+          <w:rFonts w:ascii="Helvetica" w:cs="Helvetica" w:eastAsia="Helvetica" w:hAnsi="Helvetica"/>
           <w:color w:val="333333"/>
           <w:sz w:val="18"/>
           <w:szCs w:val="18"/>
@@ -402,7 +400,7 @@
       </w:pPr>
       <w:r>
         <w:rPr>
-          <w:rFonts w:ascii="Arial" w:cs="Arial" w:eastAsia="Arial" w:hAnsi="Arial"/>
+          <w:rFonts w:ascii="Helvetica" w:cs="Helvetica" w:eastAsia="Helvetica" w:hAnsi="Helvetica"/>
           <w:color w:val="333333"/>
           <w:sz w:val="18"/>
           <w:szCs w:val="18"/>
@@ -417,7 +415,7 @@
       </w:pPr>
       <w:r>
         <w:rPr>
-          <w:rFonts w:ascii="Arial" w:cs="Arial" w:eastAsia="Arial" w:hAnsi="Arial"/>
+          <w:rFonts w:ascii="Helvetica" w:cs="Helvetica" w:eastAsia="Helvetica" w:hAnsi="Helvetica"/>
           <w:color w:val="333333"/>
           <w:sz w:val="18"/>
           <w:szCs w:val="18"/>
@@ -432,7 +430,7 @@
       </w:pPr>
       <w:r>
         <w:rPr>
-          <w:rFonts w:ascii="Arial" w:cs="Arial" w:eastAsia="Arial" w:hAnsi="Arial"/>
+          <w:rFonts w:ascii="Helvetica" w:cs="Helvetica" w:eastAsia="Helvetica" w:hAnsi="Helvetica"/>
           <w:color w:val="333333"/>
           <w:sz w:val="18"/>
           <w:szCs w:val="18"/>
@@ -447,7 +445,7 @@
       </w:pPr>
       <w:r>
         <w:rPr>
-          <w:rFonts w:ascii="Arial" w:cs="Arial" w:eastAsia="Arial" w:hAnsi="Arial"/>
+          <w:rFonts w:ascii="Helvetica" w:cs="Helvetica" w:eastAsia="Helvetica" w:hAnsi="Helvetica"/>
           <w:color w:val="333333"/>
           <w:sz w:val="18"/>
           <w:szCs w:val="18"/>
@@ -462,7 +460,7 @@
       </w:pPr>
       <w:r>
         <w:rPr>
-          <w:rFonts w:ascii="Arial" w:cs="Arial" w:eastAsia="Arial" w:hAnsi="Arial"/>
+          <w:rFonts w:ascii="Helvetica" w:cs="Helvetica" w:eastAsia="Helvetica" w:hAnsi="Helvetica"/>
           <w:color w:val="333333"/>
           <w:sz w:val="18"/>
           <w:szCs w:val="18"/>
@@ -477,7 +475,7 @@
       </w:pPr>
       <w:r>
         <w:rPr>
-          <w:rFonts w:ascii="Arial" w:cs="Arial" w:eastAsia="Arial" w:hAnsi="Arial"/>
+          <w:rFonts w:ascii="Helvetica" w:cs="Helvetica" w:eastAsia="Helvetica" w:hAnsi="Helvetica"/>
           <w:color w:val="333333"/>
           <w:sz w:val="18"/>
           <w:szCs w:val="18"/>
@@ -492,7 +490,7 @@
       </w:pPr>
       <w:r>
         <w:rPr>
-          <w:rFonts w:ascii="Arial" w:cs="Arial" w:eastAsia="Arial" w:hAnsi="Arial"/>
+          <w:rFonts w:ascii="Helvetica" w:cs="Helvetica" w:eastAsia="Helvetica" w:hAnsi="Helvetica"/>
           <w:color w:val="333333"/>
           <w:sz w:val="18"/>
           <w:szCs w:val="18"/>
@@ -507,7 +505,7 @@
       </w:pPr>
       <w:r>
         <w:rPr>
-          <w:rFonts w:ascii="Arial" w:cs="Arial" w:eastAsia="Arial" w:hAnsi="Arial"/>
+          <w:rFonts w:ascii="Helvetica" w:cs="Helvetica" w:eastAsia="Helvetica" w:hAnsi="Helvetica"/>
           <w:color w:val="333333"/>
           <w:sz w:val="18"/>
           <w:szCs w:val="18"/>
@@ -522,7 +520,7 @@
       </w:pPr>
       <w:r>
         <w:rPr>
-          <w:rFonts w:ascii="Arial" w:cs="Arial" w:eastAsia="Arial" w:hAnsi="Arial"/>
+          <w:rFonts w:ascii="Helvetica" w:cs="Helvetica" w:eastAsia="Helvetica" w:hAnsi="Helvetica"/>
           <w:color w:val="333333"/>
           <w:sz w:val="18"/>
           <w:szCs w:val="18"/>
@@ -537,7 +535,7 @@
       </w:pPr>
       <w:r>
         <w:rPr>
-          <w:rFonts w:ascii="Arial" w:cs="Arial" w:eastAsia="Arial" w:hAnsi="Arial"/>
+          <w:rFonts w:ascii="Helvetica" w:cs="Helvetica" w:eastAsia="Helvetica" w:hAnsi="Helvetica"/>
           <w:color w:val="333333"/>
           <w:sz w:val="18"/>
           <w:szCs w:val="18"/>
@@ -560,7 +558,7 @@
       <w:r>
         <w:drawing>
           <wp:inline distT="0" distB="0" distL="0" distR="0">
-            <wp:extent cx="1238250" cy="714375"/>
+            <wp:extent cx="952500" cy="552450"/>
             <wp:effectExtent t="0" r="0" b="0" l="0"/>
             <wp:docPr id="1" name="" descr="" title=""/>
             <wp:cNvGraphicFramePr>
@@ -585,7 +583,7 @@
                   <pic:spPr bwMode="auto">
                     <a:xfrm>
                       <a:off x="0" y="0"/>
-                      <a:ext cx="1238250" cy="714375"/>
+                      <a:ext cx="952500" cy="552450"/>
                     </a:xfrm>
                     <a:prstGeom prst="rect">
                       <a:avLst/>
@@ -605,7 +603,7 @@
       </w:pPr>
       <w:r>
         <w:rPr>
-          <w:rFonts w:ascii="Arial" w:cs="Arial" w:eastAsia="Arial" w:hAnsi="Arial"/>
+          <w:rFonts w:ascii="Helvetica" w:cs="Helvetica" w:eastAsia="Helvetica" w:hAnsi="Helvetica"/>
           <w:b/>
           <w:bCs/>
           <w:color w:val="E36A3A"/>
@@ -621,7 +619,7 @@
       </w:pPr>
       <w:r>
         <w:rPr>
-          <w:rFonts w:ascii="Arial" w:cs="Arial" w:eastAsia="Arial" w:hAnsi="Arial"/>
+          <w:rFonts w:ascii="Helvetica" w:cs="Helvetica" w:eastAsia="Helvetica" w:hAnsi="Helvetica"/>
           <w:b/>
           <w:bCs/>
           <w:color w:val="E36A3A"/>
@@ -637,7 +635,7 @@
       </w:pPr>
       <w:r>
         <w:rPr>
-          <w:rFonts w:ascii="Arial" w:cs="Arial" w:eastAsia="Arial" w:hAnsi="Arial"/>
+          <w:rFonts w:ascii="Helvetica" w:cs="Helvetica" w:eastAsia="Helvetica" w:hAnsi="Helvetica"/>
           <w:b/>
           <w:bCs/>
           <w:color w:val="E36A3A"/>
@@ -653,7 +651,7 @@
       </w:pPr>
       <w:r>
         <w:rPr>
-          <w:rFonts w:ascii="Arial" w:cs="Arial" w:eastAsia="Arial" w:hAnsi="Arial"/>
+          <w:rFonts w:ascii="Helvetica" w:cs="Helvetica" w:eastAsia="Helvetica" w:hAnsi="Helvetica"/>
           <w:b/>
           <w:bCs/>
           <w:color w:val="E36A3A"/>
@@ -665,12 +663,12 @@
     </w:p>
     <w:p>
       <w:pPr>
-        <w:spacing w:after="200"/>
+        <w:spacing w:after="150"/>
         <w:jc w:val="right"/>
       </w:pPr>
       <w:r>
         <w:rPr>
-          <w:rFonts w:ascii="Arial" w:cs="Arial" w:eastAsia="Arial" w:hAnsi="Arial"/>
+          <w:rFonts w:ascii="Helvetica" w:cs="Helvetica" w:eastAsia="Helvetica" w:hAnsi="Helvetica"/>
           <w:b/>
           <w:bCs/>
           <w:color w:val="E36A3A"/>
@@ -682,107 +680,232 @@
     </w:p>
     <w:p>
       <w:pPr>
+        <w:spacing w:after="30"/>
+      </w:pPr>
+      <w:r>
+        <w:rPr>
+          <w:rFonts w:ascii="Helvetica" w:cs="Helvetica" w:eastAsia="Helvetica" w:hAnsi="Helvetica"/>
+          <w:b/>
+          <w:bCs/>
+          <w:color w:val="333333"/>
+          <w:sz w:val="18"/>
+          <w:szCs w:val="18"/>
+        </w:rPr>
+        <w:t xml:space="preserve">Article 5 : Obligations du donneur d'ordre</w:t>
+      </w:r>
+    </w:p>
+    <w:p>
+      <w:pPr>
+        <w:spacing w:after="15"/>
+      </w:pPr>
+      <w:r>
+        <w:rPr>
+          <w:rFonts w:ascii="Helvetica" w:cs="Helvetica" w:eastAsia="Helvetica" w:hAnsi="Helvetica"/>
+          <w:color w:val="333333"/>
+          <w:sz w:val="18"/>
+          <w:szCs w:val="18"/>
+        </w:rPr>
+        <w:t xml:space="preserve">Le donneur d'ordre s'engage à :</w:t>
+      </w:r>
+    </w:p>
+    <w:p>
+      <w:pPr>
+        <w:spacing w:after="20"/>
+        <w:ind w:left="170"/>
+      </w:pPr>
+      <w:r>
+        <w:rPr>
+          <w:rFonts w:ascii="Helvetica" w:cs="Helvetica" w:eastAsia="Helvetica" w:hAnsi="Helvetica"/>
+          <w:color w:val="333333"/>
+          <w:sz w:val="18"/>
+          <w:szCs w:val="18"/>
+        </w:rPr>
+        <w:t xml:space="preserve">-   Confier au sous-traitant la formation prévue à l'article 2 ;</w:t>
+      </w:r>
+    </w:p>
+    <w:p>
+      <w:pPr>
+        <w:spacing w:after="20"/>
+        <w:ind w:left="170"/>
+      </w:pPr>
+      <w:r>
+        <w:rPr>
+          <w:rFonts w:ascii="Helvetica" w:cs="Helvetica" w:eastAsia="Helvetica" w:hAnsi="Helvetica"/>
+          <w:color w:val="333333"/>
+          <w:sz w:val="18"/>
+          <w:szCs w:val="18"/>
+        </w:rPr>
+        <w:t xml:space="preserve">-   Prendre en charge la gestion administrative et logistique de la formation ;</w:t>
+      </w:r>
+    </w:p>
+    <w:p>
+      <w:pPr>
+        <w:spacing w:after="20"/>
+        <w:ind w:left="170"/>
+      </w:pPr>
+      <w:r>
+        <w:rPr>
+          <w:rFonts w:ascii="Helvetica" w:cs="Helvetica" w:eastAsia="Helvetica" w:hAnsi="Helvetica"/>
+          <w:color w:val="333333"/>
+          <w:sz w:val="18"/>
+          <w:szCs w:val="18"/>
+        </w:rPr>
+        <w:t xml:space="preserve">-   Transmettre au sous-traitant une copie des feuilles de présence à faire signer par les stagiaires ;</w:t>
+      </w:r>
+    </w:p>
+    <w:p>
+      <w:pPr>
+        <w:spacing w:after="20"/>
+        <w:ind w:left="170"/>
+      </w:pPr>
+      <w:r>
+        <w:rPr>
+          <w:rFonts w:ascii="Helvetica" w:cs="Helvetica" w:eastAsia="Helvetica" w:hAnsi="Helvetica"/>
+          <w:color w:val="333333"/>
+          <w:sz w:val="18"/>
+          <w:szCs w:val="18"/>
+        </w:rPr>
+        <w:t xml:space="preserve">-   Transmettre au sous-traitant une copie des questionnaires de satisfaction à faire remplir par les stagiaires à l'issue de la formation</w:t>
+      </w:r>
+    </w:p>
+    <w:p>
+      <w:pPr>
+        <w:spacing w:after="20"/>
+        <w:ind w:left="170"/>
+      </w:pPr>
+      <w:r>
+        <w:rPr>
+          <w:rFonts w:ascii="Helvetica" w:cs="Helvetica" w:eastAsia="Helvetica" w:hAnsi="Helvetica"/>
+          <w:color w:val="333333"/>
+          <w:sz w:val="18"/>
+          <w:szCs w:val="18"/>
+        </w:rPr>
+        <w:t xml:space="preserve">-   Prévenir le sous-traitant au moins 3 jours à l'avance en cas d'annulation ou de report de la formation</w:t>
+      </w:r>
+    </w:p>
+    <w:p>
+      <w:pPr>
         <w:spacing w:after="40"/>
       </w:pPr>
-      <w:r>
-        <w:rPr>
-          <w:rFonts w:ascii="Arial" w:cs="Arial" w:eastAsia="Arial" w:hAnsi="Arial"/>
-          <w:b/>
-          <w:bCs/>
-          <w:color w:val="333333"/>
-          <w:sz w:val="18"/>
-          <w:szCs w:val="18"/>
-        </w:rPr>
-        <w:t xml:space="preserve">Article 5 : Obligations du donneur d'ordre</w:t>
-      </w:r>
-    </w:p>
-    <w:p>
-      <w:pPr>
-        <w:spacing w:after="20"/>
-      </w:pPr>
-      <w:r>
-        <w:rPr>
-          <w:rFonts w:ascii="Arial" w:cs="Arial" w:eastAsia="Arial" w:hAnsi="Arial"/>
-          <w:color w:val="333333"/>
-          <w:sz w:val="18"/>
-          <w:szCs w:val="18"/>
-        </w:rPr>
-        <w:t xml:space="preserve">Le donneur d'ordre s'engage à :</w:t>
-      </w:r>
-    </w:p>
-    <w:p>
-      <w:pPr>
-        <w:spacing w:after="20"/>
-        <w:ind w:left="170"/>
-      </w:pPr>
-      <w:r>
-        <w:rPr>
-          <w:rFonts w:ascii="Arial" w:cs="Arial" w:eastAsia="Arial" w:hAnsi="Arial"/>
-          <w:color w:val="333333"/>
-          <w:sz w:val="18"/>
-          <w:szCs w:val="18"/>
-        </w:rPr>
-        <w:t xml:space="preserve">-   Confier au sous-traitant la formation prévue à l'article 2 ;</w:t>
-      </w:r>
-    </w:p>
-    <w:p>
-      <w:pPr>
-        <w:spacing w:after="20"/>
-        <w:ind w:left="170"/>
-      </w:pPr>
-      <w:r>
-        <w:rPr>
-          <w:rFonts w:ascii="Arial" w:cs="Arial" w:eastAsia="Arial" w:hAnsi="Arial"/>
-          <w:color w:val="333333"/>
-          <w:sz w:val="18"/>
-          <w:szCs w:val="18"/>
-        </w:rPr>
-        <w:t xml:space="preserve">-   Prendre en charge la gestion administrative et logistique de la formation ;</w:t>
-      </w:r>
-    </w:p>
-    <w:p>
-      <w:pPr>
-        <w:spacing w:after="20"/>
-        <w:ind w:left="170"/>
-      </w:pPr>
-      <w:r>
-        <w:rPr>
-          <w:rFonts w:ascii="Arial" w:cs="Arial" w:eastAsia="Arial" w:hAnsi="Arial"/>
-          <w:color w:val="333333"/>
-          <w:sz w:val="18"/>
-          <w:szCs w:val="18"/>
-        </w:rPr>
-        <w:t xml:space="preserve">-   Transmettre au sous-traitant une copie des feuilles de présence à faire signer par les stagiaires ;</w:t>
-      </w:r>
-    </w:p>
-    <w:p>
-      <w:pPr>
-        <w:spacing w:after="20"/>
-        <w:ind w:left="170"/>
-      </w:pPr>
-      <w:r>
-        <w:rPr>
-          <w:rFonts w:ascii="Arial" w:cs="Arial" w:eastAsia="Arial" w:hAnsi="Arial"/>
-          <w:color w:val="333333"/>
-          <w:sz w:val="18"/>
-          <w:szCs w:val="18"/>
-        </w:rPr>
-        <w:t xml:space="preserve">-   Transmettre au sous-traitant une copie des questionnaires de satisfaction à faire remplir par les stagiaires à l'issue de la formation</w:t>
-      </w:r>
-    </w:p>
-    <w:p>
-      <w:pPr>
-        <w:spacing w:after="20"/>
-        <w:ind w:left="170"/>
-      </w:pPr>
-      <w:r>
-        <w:rPr>
-          <w:rFonts w:ascii="Arial" w:cs="Arial" w:eastAsia="Arial" w:hAnsi="Arial"/>
-          <w:color w:val="333333"/>
-          <w:sz w:val="18"/>
-          <w:szCs w:val="18"/>
-        </w:rPr>
-        <w:t xml:space="preserve">-   Prévenir le sous-traitant au moins 3 jours à l'avance en cas d'annulation ou de report de la formation</w:t>
+    </w:p>
+    <w:p>
+      <w:pPr>
+        <w:spacing w:after="30"/>
+      </w:pPr>
+      <w:r>
+        <w:rPr>
+          <w:rFonts w:ascii="Helvetica" w:cs="Helvetica" w:eastAsia="Helvetica" w:hAnsi="Helvetica"/>
+          <w:b/>
+          <w:bCs/>
+          <w:color w:val="333333"/>
+          <w:sz w:val="18"/>
+          <w:szCs w:val="18"/>
+        </w:rPr>
+        <w:t xml:space="preserve">Article 6 : Modalités financières</w:t>
+      </w:r>
+    </w:p>
+    <w:p>
+      <w:pPr>
+        <w:spacing w:after="15"/>
+      </w:pPr>
+      <w:r>
+        <w:rPr>
+          <w:rFonts w:ascii="Helvetica" w:cs="Helvetica" w:eastAsia="Helvetica" w:hAnsi="Helvetica"/>
+          <w:color w:val="333333"/>
+          <w:sz w:val="18"/>
+          <w:szCs w:val="18"/>
+        </w:rPr>
+        <w:t xml:space="preserve">Le sous-traitant percevra une rémunération de {{price}} euros nets par journée de formation (7 heures) et remboursement des frais d'hébergement, de restauration et de déplacement.</w:t>
+      </w:r>
+    </w:p>
+    <w:p>
+      <w:pPr>
+        <w:spacing w:after="40"/>
+      </w:pPr>
+      <w:r>
+        <w:rPr>
+          <w:rFonts w:ascii="Helvetica" w:cs="Helvetica" w:eastAsia="Helvetica" w:hAnsi="Helvetica"/>
+          <w:color w:val="333333"/>
+          <w:sz w:val="18"/>
+          <w:szCs w:val="18"/>
+        </w:rPr>
+        <w:t xml:space="preserve">Le paiement sera effectué à réception de la facture.</w:t>
+      </w:r>
+    </w:p>
+    <w:p>
+      <w:pPr>
+        <w:spacing w:after="30"/>
+      </w:pPr>
+      <w:r>
+        <w:rPr>
+          <w:rFonts w:ascii="Helvetica" w:cs="Helvetica" w:eastAsia="Helvetica" w:hAnsi="Helvetica"/>
+          <w:b/>
+          <w:bCs/>
+          <w:color w:val="333333"/>
+          <w:sz w:val="18"/>
+          <w:szCs w:val="18"/>
+        </w:rPr>
+        <w:t xml:space="preserve">Article 7 : Dispositions diverses</w:t>
+      </w:r>
+    </w:p>
+    <w:p>
+      <w:pPr>
+        <w:spacing w:after="20"/>
+        <w:ind w:left="170"/>
+      </w:pPr>
+      <w:r>
+        <w:rPr>
+          <w:rFonts w:ascii="Helvetica" w:cs="Helvetica" w:eastAsia="Helvetica" w:hAnsi="Helvetica"/>
+          <w:color w:val="333333"/>
+          <w:sz w:val="18"/>
+          <w:szCs w:val="18"/>
+        </w:rPr>
+        <w:t xml:space="preserve">-   Le présent contrat ne crée entre les parties aucun lien de subordination, le sous-traitant demeurant libre et responsable du contenu de la formation ;</w:t>
+      </w:r>
+    </w:p>
+    <w:p>
+      <w:pPr>
+        <w:spacing w:after="20"/>
+        <w:ind w:left="170"/>
+      </w:pPr>
+      <w:r>
+        <w:rPr>
+          <w:rFonts w:ascii="Helvetica" w:cs="Helvetica" w:eastAsia="Helvetica" w:hAnsi="Helvetica"/>
+          <w:color w:val="333333"/>
+          <w:sz w:val="18"/>
+          <w:szCs w:val="18"/>
+        </w:rPr>
+        <w:t xml:space="preserve">-   Le sous-traitant déclare avoir souscrit une police d'assurance responsabilité civile professionnelle (RCP)</w:t>
+      </w:r>
+    </w:p>
+    <w:p>
+      <w:pPr>
+        <w:spacing w:after="20"/>
+        <w:ind w:left="170"/>
+      </w:pPr>
+      <w:r>
+        <w:rPr>
+          <w:rFonts w:ascii="Helvetica" w:cs="Helvetica" w:eastAsia="Helvetica" w:hAnsi="Helvetica"/>
+          <w:color w:val="333333"/>
+          <w:sz w:val="18"/>
+          <w:szCs w:val="18"/>
+        </w:rPr>
+        <w:t xml:space="preserve">-   Le sous-traitant dispose d'une propriété intellectuelle et/ou artistique sur le contenu de sa formation. Le donneur d'ordre s'engage à ne pas reproduire ni diffuser ce contenu sans l'accord du sous-traitant.</w:t>
+      </w:r>
+    </w:p>
+    <w:p>
+      <w:pPr>
+        <w:spacing w:after="20"/>
+        <w:ind w:left="170"/>
+      </w:pPr>
+      <w:r>
+        <w:rPr>
+          <w:rFonts w:ascii="Helvetica" w:cs="Helvetica" w:eastAsia="Helvetica" w:hAnsi="Helvetica"/>
+          <w:color w:val="333333"/>
+          <w:sz w:val="18"/>
+          <w:szCs w:val="18"/>
+        </w:rPr>
+        <w:t xml:space="preserve">-   Le donneur d'ordre crée et facture les profils Arc En Ciel DISC. Le sous-traitant débriefe les profils Arc En Ciel DISC.</w:t>
       </w:r>
     </w:p>
     <w:p>
@@ -792,136 +915,11 @@
     </w:p>
     <w:p>
       <w:pPr>
-        <w:spacing w:after="40"/>
-      </w:pPr>
-      <w:r>
-        <w:rPr>
-          <w:rFonts w:ascii="Arial" w:cs="Arial" w:eastAsia="Arial" w:hAnsi="Arial"/>
-          <w:b/>
-          <w:bCs/>
-          <w:color w:val="333333"/>
-          <w:sz w:val="18"/>
-          <w:szCs w:val="18"/>
-        </w:rPr>
-        <w:t xml:space="preserve">Article 6 : Modalités financières</w:t>
-      </w:r>
-    </w:p>
-    <w:p>
-      <w:pPr>
-        <w:spacing w:after="20"/>
-      </w:pPr>
-      <w:r>
-        <w:rPr>
-          <w:rFonts w:ascii="Arial" w:cs="Arial" w:eastAsia="Arial" w:hAnsi="Arial"/>
-          <w:color w:val="333333"/>
-          <w:sz w:val="18"/>
-          <w:szCs w:val="18"/>
-        </w:rPr>
-        <w:t xml:space="preserve">Le sous-traitant percevra une rémunération de {{price}} euros nets par journée de formation (7 heures) et remboursement des frais d'hébergement, de restauration et de déplacement.</w:t>
-      </w:r>
-    </w:p>
-    <w:p>
-      <w:pPr>
-        <w:spacing w:after="60"/>
-      </w:pPr>
-      <w:r>
-        <w:rPr>
-          <w:rFonts w:ascii="Arial" w:cs="Arial" w:eastAsia="Arial" w:hAnsi="Arial"/>
-          <w:color w:val="333333"/>
-          <w:sz w:val="18"/>
-          <w:szCs w:val="18"/>
-        </w:rPr>
-        <w:t xml:space="preserve">Le paiement sera effectué à réception de la facture.</w:t>
-      </w:r>
-    </w:p>
-    <w:p>
-      <w:pPr>
-        <w:spacing w:after="40"/>
-      </w:pPr>
-      <w:r>
-        <w:rPr>
-          <w:rFonts w:ascii="Arial" w:cs="Arial" w:eastAsia="Arial" w:hAnsi="Arial"/>
-          <w:b/>
-          <w:bCs/>
-          <w:color w:val="333333"/>
-          <w:sz w:val="18"/>
-          <w:szCs w:val="18"/>
-        </w:rPr>
-        <w:t xml:space="preserve">Article 7 : Dispositions diverses</w:t>
-      </w:r>
-    </w:p>
-    <w:p>
-      <w:pPr>
-        <w:spacing w:after="20"/>
-        <w:ind w:left="170"/>
-      </w:pPr>
-      <w:r>
-        <w:rPr>
-          <w:rFonts w:ascii="Arial" w:cs="Arial" w:eastAsia="Arial" w:hAnsi="Arial"/>
-          <w:color w:val="333333"/>
-          <w:sz w:val="18"/>
-          <w:szCs w:val="18"/>
-        </w:rPr>
-        <w:t xml:space="preserve">-   Le présent contrat ne crée entre les parties aucun lien de subordination, le sous-traitant demeurant libre et responsable du contenu de la formation ;</w:t>
-      </w:r>
-    </w:p>
-    <w:p>
-      <w:pPr>
-        <w:spacing w:after="20"/>
-        <w:ind w:left="170"/>
-      </w:pPr>
-      <w:r>
-        <w:rPr>
-          <w:rFonts w:ascii="Arial" w:cs="Arial" w:eastAsia="Arial" w:hAnsi="Arial"/>
-          <w:color w:val="333333"/>
-          <w:sz w:val="18"/>
-          <w:szCs w:val="18"/>
-        </w:rPr>
-        <w:t xml:space="preserve">-   Le sous-traitant déclare avoir souscrit une police d'assurance responsabilité civile professionnelle (RCP)</w:t>
-      </w:r>
-    </w:p>
-    <w:p>
-      <w:pPr>
-        <w:spacing w:after="20"/>
-        <w:ind w:left="170"/>
-      </w:pPr>
-      <w:r>
-        <w:rPr>
-          <w:rFonts w:ascii="Arial" w:cs="Arial" w:eastAsia="Arial" w:hAnsi="Arial"/>
-          <w:color w:val="333333"/>
-          <w:sz w:val="18"/>
-          <w:szCs w:val="18"/>
-        </w:rPr>
-        <w:t xml:space="preserve">-   Le sous-traitant dispose d'une propriété intellectuelle et/ou artistique sur le contenu de sa formation. Le donneur d'ordre s'engage à ne pas reproduire ni diffuser ce contenu sans l'accord du sous-traitant.</w:t>
-      </w:r>
-    </w:p>
-    <w:p>
-      <w:pPr>
-        <w:spacing w:after="20"/>
-        <w:ind w:left="170"/>
-      </w:pPr>
-      <w:r>
-        <w:rPr>
-          <w:rFonts w:ascii="Arial" w:cs="Arial" w:eastAsia="Arial" w:hAnsi="Arial"/>
-          <w:color w:val="333333"/>
-          <w:sz w:val="18"/>
-          <w:szCs w:val="18"/>
-        </w:rPr>
-        <w:t xml:space="preserve">-   Le donneur d'ordre crée et facture les profils Arc En Ciel DISC. Le sous-traitant débriefe les profils Arc En Ciel DISC.</w:t>
-      </w:r>
-    </w:p>
-    <w:p>
-      <w:pPr>
-        <w:spacing w:after="80"/>
-      </w:pPr>
-    </w:p>
-    <w:p>
-      <w:pPr>
-        <w:spacing w:after="200"/>
-      </w:pPr>
-      <w:r>
-        <w:rPr>
-          <w:rFonts w:ascii="Arial" w:cs="Arial" w:eastAsia="Arial" w:hAnsi="Arial"/>
+        <w:spacing w:after="150"/>
+      </w:pPr>
+      <w:r>
+        <w:rPr>
+          <w:rFonts w:ascii="Helvetica" w:cs="Helvetica" w:eastAsia="Helvetica" w:hAnsi="Helvetica"/>
           <w:color w:val="333333"/>
           <w:sz w:val="18"/>
           <w:szCs w:val="18"/>
@@ -934,11 +932,11 @@
         <w:tabs>
           <w:tab w:val="left" w:pos="5669"/>
         </w:tabs>
-        <w:spacing w:after="40"/>
-      </w:pPr>
-      <w:r>
-        <w:rPr>
-          <w:rFonts w:ascii="Arial" w:cs="Arial" w:eastAsia="Arial" w:hAnsi="Arial"/>
+        <w:spacing w:after="30"/>
+      </w:pPr>
+      <w:r>
+        <w:rPr>
+          <w:rFonts w:ascii="Helvetica" w:cs="Helvetica" w:eastAsia="Helvetica" w:hAnsi="Helvetica"/>
           <w:color w:val="333333"/>
           <w:sz w:val="18"/>
           <w:szCs w:val="18"/>
@@ -947,7 +945,7 @@
       </w:r>
       <w:r>
         <w:rPr>
-          <w:rFonts w:ascii="Arial" w:cs="Arial" w:eastAsia="Arial" w:hAnsi="Arial"/>
+          <w:rFonts w:ascii="Helvetica" w:cs="Helvetica" w:eastAsia="Helvetica" w:hAnsi="Helvetica"/>
           <w:sz w:val="18"/>
           <w:szCs w:val="18"/>
         </w:rPr>
@@ -955,7 +953,7 @@
       </w:r>
       <w:r>
         <w:rPr>
-          <w:rFonts w:ascii="Arial" w:cs="Arial" w:eastAsia="Arial" w:hAnsi="Arial"/>
+          <w:rFonts w:ascii="Helvetica" w:cs="Helvetica" w:eastAsia="Helvetica" w:hAnsi="Helvetica"/>
           <w:color w:val="333333"/>
           <w:sz w:val="18"/>
           <w:szCs w:val="18"/>
@@ -968,11 +966,11 @@
         <w:tabs>
           <w:tab w:val="left" w:pos="5669"/>
         </w:tabs>
-        <w:spacing w:after="40"/>
-      </w:pPr>
-      <w:r>
-        <w:rPr>
-          <w:rFonts w:ascii="Arial" w:cs="Arial" w:eastAsia="Arial" w:hAnsi="Arial"/>
+        <w:spacing w:after="30"/>
+      </w:pPr>
+      <w:r>
+        <w:rPr>
+          <w:rFonts w:ascii="Helvetica" w:cs="Helvetica" w:eastAsia="Helvetica" w:hAnsi="Helvetica"/>
           <w:b/>
           <w:bCs/>
           <w:color w:val="333333"/>
@@ -983,7 +981,7 @@
       </w:r>
       <w:r>
         <w:rPr>
-          <w:rFonts w:ascii="Arial" w:cs="Arial" w:eastAsia="Arial" w:hAnsi="Arial"/>
+          <w:rFonts w:ascii="Helvetica" w:cs="Helvetica" w:eastAsia="Helvetica" w:hAnsi="Helvetica"/>
           <w:sz w:val="18"/>
           <w:szCs w:val="18"/>
         </w:rPr>
@@ -991,7 +989,7 @@
       </w:r>
       <w:r>
         <w:rPr>
-          <w:rFonts w:ascii="Arial" w:cs="Arial" w:eastAsia="Arial" w:hAnsi="Arial"/>
+          <w:rFonts w:ascii="Helvetica" w:cs="Helvetica" w:eastAsia="Helvetica" w:hAnsi="Helvetica"/>
           <w:b/>
           <w:bCs/>
           <w:color w:val="333333"/>
@@ -1004,12 +1002,57 @@
     <w:p>
       <w:r>
         <w:rPr>
-          <w:rFonts w:ascii="Arial" w:cs="Arial" w:eastAsia="Arial" w:hAnsi="Arial"/>
+          <w:rFonts w:ascii="Helvetica" w:cs="Helvetica" w:eastAsia="Helvetica" w:hAnsi="Helvetica"/>
           <w:color w:val="333333"/>
           <w:sz w:val="18"/>
           <w:szCs w:val="18"/>
         </w:rPr>
         <w:t xml:space="preserve">NJM Conseil</w:t>
+      </w:r>
+    </w:p>
+    <w:p>
+      <w:pPr>
+        <w:spacing w:before="40"/>
+      </w:pPr>
+      <w:r>
+        <w:drawing>
+          <wp:inline distT="0" distB="0" distL="0" distR="0">
+            <wp:extent cx="952500" cy="666750"/>
+            <wp:effectExtent t="0" r="0" b="0" l="0"/>
+            <wp:docPr id="1" name="" descr="" title=""/>
+            <wp:cNvGraphicFramePr>
+              <a:graphicFrameLocks xmlns:a="http://schemas.openxmlformats.org/drawingml/2006/main" noChangeAspect="1"/>
+            </wp:cNvGraphicFramePr>
+            <a:graphic xmlns:a="http://schemas.openxmlformats.org/drawingml/2006/main">
+              <a:graphicData uri="http://schemas.openxmlformats.org/drawingml/2006/picture">
+                <pic:pic xmlns:pic="http://schemas.openxmlformats.org/drawingml/2006/picture">
+                  <pic:nvPicPr>
+                    <pic:cNvPr id="0" name="" descr=""/>
+                    <pic:cNvPicPr>
+                      <a:picLocks noChangeAspect="1" noChangeArrowheads="1"/>
+                    </pic:cNvPicPr>
+                  </pic:nvPicPr>
+                  <pic:blipFill>
+                    <a:blip r:embed="rId10" cstate="none"/>
+                    <a:srcRect/>
+                    <a:stretch>
+                      <a:fillRect/>
+                    </a:stretch>
+                  </pic:blipFill>
+                  <pic:spPr bwMode="auto">
+                    <a:xfrm>
+                      <a:off x="0" y="0"/>
+                      <a:ext cx="952500" cy="666750"/>
+                    </a:xfrm>
+                    <a:prstGeom prst="rect">
+                      <a:avLst/>
+                    </a:prstGeom>
+                  </pic:spPr>
+                </pic:pic>
+              </a:graphicData>
+            </a:graphic>
+          </wp:inline>
+        </w:drawing>
       </w:r>
     </w:p>
     <w:sectPr>
@@ -1069,17 +1112,20 @@
 <w:ftr xmlns:wpc="http://schemas.microsoft.com/office/word/2010/wordprocessingCanvas" xmlns:mc="http://schemas.openxmlformats.org/markup-compatibility/2006" xmlns:o="urn:schemas-microsoft-com:office:office" xmlns:r="http://schemas.openxmlformats.org/officeDocument/2006/relationships" xmlns:m="http://schemas.openxmlformats.org/officeDocument/2006/math" xmlns:v="urn:schemas-microsoft-com:vml" xmlns:wp14="http://schemas.microsoft.com/office/word/2010/wordprocessingDrawing" xmlns:wp="http://schemas.openxmlformats.org/drawingml/2006/wordprocessingDrawing" xmlns:w10="urn:schemas-microsoft-com:office:word" xmlns:w="http://schemas.openxmlformats.org/wordprocessingml/2006/main" xmlns:w14="http://schemas.microsoft.com/office/word/2010/wordml" xmlns:w15="http://schemas.microsoft.com/office/word/2012/wordml" xmlns:wpg="http://schemas.microsoft.com/office/word/2010/wordprocessingGroup" xmlns:wpi="http://schemas.microsoft.com/office/word/2010/wordprocessingInk" xmlns:wne="http://schemas.microsoft.com/office/word/2006/wordml" xmlns:wps="http://schemas.microsoft.com/office/word/2010/wordprocessingShape">
   <w:p>
     <w:pPr>
-      <w:spacing w:before="100"/>
+      <w:pBdr>
+        <w:top w:val="single" w:color="E91E8C" w:sz="6" w:space="4"/>
+      </w:pBdr>
+      <w:spacing w:before="80"/>
       <w:jc w:val="center"/>
     </w:pPr>
     <w:r>
       <w:rPr>
-        <w:rFonts w:ascii="Arial" w:cs="Arial" w:eastAsia="Arial" w:hAnsi="Arial"/>
+        <w:rFonts w:ascii="Helvetica" w:cs="Helvetica" w:eastAsia="Helvetica" w:hAnsi="Helvetica"/>
         <w:b/>
         <w:bCs/>
         <w:color w:val="7B3F9E"/>
-        <w:sz w:val="11"/>
-        <w:szCs w:val="11"/>
+        <w:sz w:val="12"/>
+        <w:szCs w:val="12"/>
       </w:rPr>
       <w:t xml:space="preserve">NJM Conseil - NATHALIE JOULIE MORAND - LE CASSAN - 12330 CLAIRVAUX D'AVEYRON - 06 88 10 40 67 - njm.conseil@orange.fr</w:t>
     </w:r>
@@ -1090,10 +1136,10 @@
     </w:pPr>
     <w:r>
       <w:rPr>
-        <w:rFonts w:ascii="Arial" w:cs="Arial" w:eastAsia="Arial" w:hAnsi="Arial"/>
+        <w:rFonts w:ascii="Helvetica" w:cs="Helvetica" w:eastAsia="Helvetica" w:hAnsi="Helvetica"/>
         <w:color w:val="6B7280"/>
-        <w:sz w:val="10"/>
-        <w:szCs w:val="10"/>
+        <w:sz w:val="11"/>
+        <w:szCs w:val="11"/>
       </w:rPr>
       <w:t xml:space="preserve">www.njm-conseil.fr SAS NJM Conseil au capital social de 3 000€ N°RCS Rodez 534 935 473 NAF 7022Z N° Activité : 73120063512</w:t>
     </w:r>
@@ -1104,10 +1150,10 @@
     </w:pPr>
     <w:r>
       <w:rPr>
-        <w:rFonts w:ascii="Arial" w:cs="Arial" w:eastAsia="Arial" w:hAnsi="Arial"/>
+        <w:rFonts w:ascii="Helvetica" w:cs="Helvetica" w:eastAsia="Helvetica" w:hAnsi="Helvetica"/>
         <w:color w:val="6B7280"/>
-        <w:sz w:val="10"/>
-        <w:szCs w:val="10"/>
+        <w:sz w:val="11"/>
+        <w:szCs w:val="11"/>
       </w:rPr>
       <w:t xml:space="preserve">Qualiopi C2-5 V2 16-11-2020</w:t>
     </w:r>
@@ -1119,17 +1165,20 @@
 <w:ftr xmlns:wpc="http://schemas.microsoft.com/office/word/2010/wordprocessingCanvas" xmlns:mc="http://schemas.openxmlformats.org/markup-compatibility/2006" xmlns:o="urn:schemas-microsoft-com:office:office" xmlns:r="http://schemas.openxmlformats.org/officeDocument/2006/relationships" xmlns:m="http://schemas.openxmlformats.org/officeDocument/2006/math" xmlns:v="urn:schemas-microsoft-com:vml" xmlns:wp14="http://schemas.microsoft.com/office/word/2010/wordprocessingDrawing" xmlns:wp="http://schemas.openxmlformats.org/drawingml/2006/wordprocessingDrawing" xmlns:w10="urn:schemas-microsoft-com:office:word" xmlns:w="http://schemas.openxmlformats.org/wordprocessingml/2006/main" xmlns:w14="http://schemas.microsoft.com/office/word/2010/wordml" xmlns:w15="http://schemas.microsoft.com/office/word/2012/wordml" xmlns:wpg="http://schemas.microsoft.com/office/word/2010/wordprocessingGroup" xmlns:wpi="http://schemas.microsoft.com/office/word/2010/wordprocessingInk" xmlns:wne="http://schemas.microsoft.com/office/word/2006/wordml" xmlns:wps="http://schemas.microsoft.com/office/word/2010/wordprocessingShape">
   <w:p>
     <w:pPr>
-      <w:spacing w:before="100"/>
+      <w:pBdr>
+        <w:top w:val="single" w:color="E91E8C" w:sz="6" w:space="4"/>
+      </w:pBdr>
+      <w:spacing w:before="80"/>
       <w:jc w:val="center"/>
     </w:pPr>
     <w:r>
       <w:rPr>
-        <w:rFonts w:ascii="Arial" w:cs="Arial" w:eastAsia="Arial" w:hAnsi="Arial"/>
+        <w:rFonts w:ascii="Helvetica" w:cs="Helvetica" w:eastAsia="Helvetica" w:hAnsi="Helvetica"/>
         <w:b/>
         <w:bCs/>
         <w:color w:val="7B3F9E"/>
-        <w:sz w:val="11"/>
-        <w:szCs w:val="11"/>
+        <w:sz w:val="12"/>
+        <w:szCs w:val="12"/>
       </w:rPr>
       <w:t xml:space="preserve">NJM Conseil - NATHALIE JOULIE MORAND - LE CASSAN - 12330 CLAIRVAUX D'AVEYRON - 06 88 10 40 67 - njm.conseil@orange.fr</w:t>
     </w:r>
@@ -1140,10 +1189,10 @@
     </w:pPr>
     <w:r>
       <w:rPr>
-        <w:rFonts w:ascii="Arial" w:cs="Arial" w:eastAsia="Arial" w:hAnsi="Arial"/>
+        <w:rFonts w:ascii="Helvetica" w:cs="Helvetica" w:eastAsia="Helvetica" w:hAnsi="Helvetica"/>
         <w:color w:val="6B7280"/>
-        <w:sz w:val="10"/>
-        <w:szCs w:val="10"/>
+        <w:sz w:val="11"/>
+        <w:szCs w:val="11"/>
       </w:rPr>
       <w:t xml:space="preserve">www.njm-conseil.fr SAS NJM Conseil au capital social de 3 000€ N°RCS Rodez 534 935 473 NAF 7022Z N° Activité : 73120063512</w:t>
     </w:r>
@@ -1154,10 +1203,10 @@
     </w:pPr>
     <w:r>
       <w:rPr>
-        <w:rFonts w:ascii="Arial" w:cs="Arial" w:eastAsia="Arial" w:hAnsi="Arial"/>
+        <w:rFonts w:ascii="Helvetica" w:cs="Helvetica" w:eastAsia="Helvetica" w:hAnsi="Helvetica"/>
         <w:color w:val="6B7280"/>
-        <w:sz w:val="10"/>
-        <w:szCs w:val="10"/>
+        <w:sz w:val="11"/>
+        <w:szCs w:val="11"/>
       </w:rPr>
       <w:t xml:space="preserve">Qualiopi C2-5 V2 16-11-2020</w:t>
     </w:r>

--- a/templates/contrat_sous_traitance_template.docx
+++ b/templates/contrat_sous_traitance_template.docx
@@ -6,7 +6,7 @@
       <w:r>
         <w:drawing>
           <wp:inline distT="0" distB="0" distL="0" distR="0">
-            <wp:extent cx="952500" cy="552450"/>
+            <wp:extent cx="1333500" cy="771525"/>
             <wp:effectExtent t="0" r="0" b="0" l="0"/>
             <wp:docPr id="1" name="" descr="" title=""/>
             <wp:cNvGraphicFramePr>
@@ -31,7 +31,7 @@
                   <pic:spPr bwMode="auto">
                     <a:xfrm>
                       <a:off x="0" y="0"/>
-                      <a:ext cx="952500" cy="552450"/>
+                      <a:ext cx="1333500" cy="771525"/>
                     </a:xfrm>
                     <a:prstGeom prst="rect">
                       <a:avLst/>
@@ -558,7 +558,7 @@
       <w:r>
         <w:drawing>
           <wp:inline distT="0" distB="0" distL="0" distR="0">
-            <wp:extent cx="952500" cy="552450"/>
+            <wp:extent cx="1333500" cy="771525"/>
             <wp:effectExtent t="0" r="0" b="0" l="0"/>
             <wp:docPr id="1" name="" descr="" title=""/>
             <wp:cNvGraphicFramePr>
@@ -583,7 +583,7 @@
                   <pic:spPr bwMode="auto">
                     <a:xfrm>
                       <a:off x="0" y="0"/>
-                      <a:ext cx="952500" cy="552450"/>
+                      <a:ext cx="1333500" cy="771525"/>
                     </a:xfrm>
                     <a:prstGeom prst="rect">
                       <a:avLst/>

--- a/templates/contrat_sous_traitance_template.docx
+++ b/templates/contrat_sous_traitance_template.docx
@@ -2,129 +2,174 @@
 <file path=word/document.xml><?xml version="1.0" encoding="utf-8"?>
 <w:document xmlns:wpc="http://schemas.microsoft.com/office/word/2010/wordprocessingCanvas" xmlns:mc="http://schemas.openxmlformats.org/markup-compatibility/2006" xmlns:o="urn:schemas-microsoft-com:office:office" xmlns:r="http://schemas.openxmlformats.org/officeDocument/2006/relationships" xmlns:m="http://schemas.openxmlformats.org/officeDocument/2006/math" xmlns:v="urn:schemas-microsoft-com:vml" xmlns:wp14="http://schemas.microsoft.com/office/word/2010/wordprocessingDrawing" xmlns:wp="http://schemas.openxmlformats.org/drawingml/2006/wordprocessingDrawing" xmlns:w10="urn:schemas-microsoft-com:office:word" xmlns:w="http://schemas.openxmlformats.org/wordprocessingml/2006/main" xmlns:w14="http://schemas.microsoft.com/office/word/2010/wordml" xmlns:w15="http://schemas.microsoft.com/office/word/2012/wordml" xmlns:wpg="http://schemas.microsoft.com/office/word/2010/wordprocessingGroup" xmlns:wpi="http://schemas.microsoft.com/office/word/2010/wordprocessingInk" xmlns:wne="http://schemas.microsoft.com/office/word/2006/wordml" xmlns:wps="http://schemas.microsoft.com/office/word/2010/wordprocessingShape" xmlns:cx="http://schemas.microsoft.com/office/drawing/2014/chartex" xmlns:cx1="http://schemas.microsoft.com/office/drawing/2015/9/8/chartex" xmlns:cx2="http://schemas.microsoft.com/office/drawing/2015/10/21/chartex" xmlns:cx3="http://schemas.microsoft.com/office/drawing/2016/5/9/chartex" xmlns:cx4="http://schemas.microsoft.com/office/drawing/2016/5/10/chartex" xmlns:cx5="http://schemas.microsoft.com/office/drawing/2016/5/11/chartex" xmlns:cx6="http://schemas.microsoft.com/office/drawing/2016/5/12/chartex" xmlns:cx7="http://schemas.microsoft.com/office/drawing/2016/5/13/chartex" xmlns:cx8="http://schemas.microsoft.com/office/drawing/2016/5/14/chartex" xmlns:aink="http://schemas.microsoft.com/office/drawing/2016/ink" xmlns:am3d="http://schemas.microsoft.com/office/drawing/2017/model3d" xmlns:w16cex="http://schemas.microsoft.com/office/word/2018/wordml/cex" xmlns:w16cid="http://schemas.microsoft.com/office/word/2016/wordml/cid" xmlns:w16="http://schemas.microsoft.com/office/word/2018/wordml" xmlns:w16sdtdh="http://schemas.microsoft.com/office/word/2020/wordml/sdtdatahash" xmlns:w16se="http://schemas.microsoft.com/office/word/2015/wordml/symex" mc:Ignorable="w14 w15 wp14">
   <w:body>
-    <w:p>
-      <w:r>
-        <w:drawing>
-          <wp:inline distT="0" distB="0" distL="0" distR="0">
-            <wp:extent cx="1333500" cy="771525"/>
-            <wp:effectExtent t="0" r="0" b="0" l="0"/>
-            <wp:docPr id="1" name="" descr="" title=""/>
-            <wp:cNvGraphicFramePr>
-              <a:graphicFrameLocks xmlns:a="http://schemas.openxmlformats.org/drawingml/2006/main" noChangeAspect="1"/>
-            </wp:cNvGraphicFramePr>
-            <a:graphic xmlns:a="http://schemas.openxmlformats.org/drawingml/2006/main">
-              <a:graphicData uri="http://schemas.openxmlformats.org/drawingml/2006/picture">
-                <pic:pic xmlns:pic="http://schemas.openxmlformats.org/drawingml/2006/picture">
-                  <pic:nvPicPr>
-                    <pic:cNvPr id="0" name="" descr=""/>
-                    <pic:cNvPicPr>
-                      <a:picLocks noChangeAspect="1" noChangeArrowheads="1"/>
-                    </pic:cNvPicPr>
-                  </pic:nvPicPr>
-                  <pic:blipFill>
-                    <a:blip r:embed="rId9" cstate="none"/>
-                    <a:srcRect/>
-                    <a:stretch>
-                      <a:fillRect/>
-                    </a:stretch>
-                  </pic:blipFill>
-                  <pic:spPr bwMode="auto">
-                    <a:xfrm>
-                      <a:off x="0" y="0"/>
-                      <a:ext cx="1333500" cy="771525"/>
-                    </a:xfrm>
-                    <a:prstGeom prst="rect">
-                      <a:avLst/>
-                    </a:prstGeom>
-                  </pic:spPr>
-                </pic:pic>
-              </a:graphicData>
-            </a:graphic>
-          </wp:inline>
-        </w:drawing>
-      </w:r>
-    </w:p>
-    <w:p>
-      <w:pPr>
-        <w:spacing w:before="0"/>
-        <w:jc w:val="right"/>
-      </w:pPr>
-      <w:r>
-        <w:rPr>
-          <w:rFonts w:ascii="Helvetica" w:cs="Helvetica" w:eastAsia="Helvetica" w:hAnsi="Helvetica"/>
-          <w:b/>
-          <w:bCs/>
-          <w:color w:val="E36A3A"/>
-          <w:sz w:val="13"/>
-          <w:szCs w:val="13"/>
-        </w:rPr>
-        <w:t xml:space="preserve">MARKETING</w:t>
-      </w:r>
-    </w:p>
-    <w:p>
-      <w:pPr>
-        <w:jc w:val="right"/>
-      </w:pPr>
-      <w:r>
-        <w:rPr>
-          <w:rFonts w:ascii="Helvetica" w:cs="Helvetica" w:eastAsia="Helvetica" w:hAnsi="Helvetica"/>
-          <w:b/>
-          <w:bCs/>
-          <w:color w:val="E36A3A"/>
-          <w:sz w:val="13"/>
-          <w:szCs w:val="13"/>
-        </w:rPr>
-        <w:t xml:space="preserve">WEB MARKETING</w:t>
-      </w:r>
-    </w:p>
-    <w:p>
-      <w:pPr>
-        <w:jc w:val="right"/>
-      </w:pPr>
-      <w:r>
-        <w:rPr>
-          <w:rFonts w:ascii="Helvetica" w:cs="Helvetica" w:eastAsia="Helvetica" w:hAnsi="Helvetica"/>
-          <w:b/>
-          <w:bCs/>
-          <w:color w:val="E36A3A"/>
-          <w:sz w:val="13"/>
-          <w:szCs w:val="13"/>
-        </w:rPr>
-        <w:t xml:space="preserve">COMMERCIAL</w:t>
-      </w:r>
-    </w:p>
-    <w:p>
-      <w:pPr>
-        <w:jc w:val="right"/>
-      </w:pPr>
-      <w:r>
-        <w:rPr>
-          <w:rFonts w:ascii="Helvetica" w:cs="Helvetica" w:eastAsia="Helvetica" w:hAnsi="Helvetica"/>
-          <w:b/>
-          <w:bCs/>
-          <w:color w:val="E36A3A"/>
-          <w:sz w:val="13"/>
-          <w:szCs w:val="13"/>
-        </w:rPr>
-        <w:t xml:space="preserve">COMMUNICATION</w:t>
-      </w:r>
-    </w:p>
-    <w:p>
-      <w:pPr>
-        <w:spacing w:after="150"/>
-        <w:jc w:val="right"/>
-      </w:pPr>
-      <w:r>
-        <w:rPr>
-          <w:rFonts w:ascii="Helvetica" w:cs="Helvetica" w:eastAsia="Helvetica" w:hAnsi="Helvetica"/>
-          <w:b/>
-          <w:bCs/>
-          <w:color w:val="E36A3A"/>
-          <w:sz w:val="13"/>
-          <w:szCs w:val="13"/>
-        </w:rPr>
-        <w:t xml:space="preserve">COACHING</w:t>
-      </w:r>
+    <w:tbl>
+      <w:tblPr>
+        <w:tblW w:type="dxa" w:w="9500"/>
+        <w:tblBorders>
+          <w:top w:val="none" w:sz="0"/>
+          <w:left w:val="none" w:sz="0"/>
+          <w:bottom w:val="none" w:sz="0"/>
+          <w:right w:val="none" w:sz="0"/>
+          <w:insideH w:val="none" w:sz="0"/>
+          <w:insideV w:val="none" w:sz="0"/>
+        </w:tblBorders>
+      </w:tblPr>
+      <w:tblGrid>
+        <w:gridCol w:w="100"/>
+        <w:gridCol w:w="100"/>
+      </w:tblGrid>
+      <w:tr>
+        <w:tc>
+          <w:tcPr>
+            <w:tcW w:type="dxa" w:w="4000"/>
+            <w:tcBorders>
+              <w:top w:val="none" w:sz="0"/>
+              <w:left w:val="none" w:sz="0"/>
+              <w:bottom w:val="none" w:sz="0"/>
+              <w:right w:val="none" w:sz="0"/>
+            </w:tcBorders>
+          </w:tcPr>
+          <w:p>
+            <w:r>
+              <w:drawing>
+                <wp:inline distT="0" distB="0" distL="0" distR="0">
+                  <wp:extent cx="1333500" cy="771525"/>
+                  <wp:effectExtent t="0" r="0" b="0" l="0"/>
+                  <wp:docPr id="1" name="" descr="" title=""/>
+                  <wp:cNvGraphicFramePr>
+                    <a:graphicFrameLocks xmlns:a="http://schemas.openxmlformats.org/drawingml/2006/main" noChangeAspect="1"/>
+                  </wp:cNvGraphicFramePr>
+                  <a:graphic xmlns:a="http://schemas.openxmlformats.org/drawingml/2006/main">
+                    <a:graphicData uri="http://schemas.openxmlformats.org/drawingml/2006/picture">
+                      <pic:pic xmlns:pic="http://schemas.openxmlformats.org/drawingml/2006/picture">
+                        <pic:nvPicPr>
+                          <pic:cNvPr id="0" name="" descr=""/>
+                          <pic:cNvPicPr>
+                            <a:picLocks noChangeAspect="1" noChangeArrowheads="1"/>
+                          </pic:cNvPicPr>
+                        </pic:nvPicPr>
+                        <pic:blipFill>
+                          <a:blip r:embed="rId9" cstate="none"/>
+                          <a:srcRect/>
+                          <a:stretch>
+                            <a:fillRect/>
+                          </a:stretch>
+                        </pic:blipFill>
+                        <pic:spPr bwMode="auto">
+                          <a:xfrm>
+                            <a:off x="0" y="0"/>
+                            <a:ext cx="1333500" cy="771525"/>
+                          </a:xfrm>
+                          <a:prstGeom prst="rect">
+                            <a:avLst/>
+                          </a:prstGeom>
+                        </pic:spPr>
+                      </pic:pic>
+                    </a:graphicData>
+                  </a:graphic>
+                </wp:inline>
+              </w:drawing>
+            </w:r>
+          </w:p>
+        </w:tc>
+        <w:tc>
+          <w:tcPr>
+            <w:tcW w:type="dxa" w:w="5500"/>
+            <w:tcBorders>
+              <w:top w:val="none" w:sz="0"/>
+              <w:left w:val="none" w:sz="0"/>
+              <w:bottom w:val="none" w:sz="0"/>
+              <w:right w:val="none" w:sz="0"/>
+            </w:tcBorders>
+            <w:vAlign w:val="top"/>
+          </w:tcPr>
+          <w:p>
+            <w:pPr>
+              <w:jc w:val="right"/>
+            </w:pPr>
+            <w:r>
+              <w:rPr>
+                <w:rFonts w:ascii="Helvetica" w:cs="Helvetica" w:eastAsia="Helvetica" w:hAnsi="Helvetica"/>
+                <w:b/>
+                <w:bCs/>
+                <w:color w:val="E36A3A"/>
+                <w:sz w:val="13"/>
+                <w:szCs w:val="13"/>
+              </w:rPr>
+              <w:t xml:space="preserve">MARKETING</w:t>
+            </w:r>
+          </w:p>
+          <w:p>
+            <w:pPr>
+              <w:jc w:val="right"/>
+            </w:pPr>
+            <w:r>
+              <w:rPr>
+                <w:rFonts w:ascii="Helvetica" w:cs="Helvetica" w:eastAsia="Helvetica" w:hAnsi="Helvetica"/>
+                <w:b/>
+                <w:bCs/>
+                <w:color w:val="E36A3A"/>
+                <w:sz w:val="13"/>
+                <w:szCs w:val="13"/>
+              </w:rPr>
+              <w:t xml:space="preserve">WEB MARKETING</w:t>
+            </w:r>
+          </w:p>
+          <w:p>
+            <w:pPr>
+              <w:jc w:val="right"/>
+            </w:pPr>
+            <w:r>
+              <w:rPr>
+                <w:rFonts w:ascii="Helvetica" w:cs="Helvetica" w:eastAsia="Helvetica" w:hAnsi="Helvetica"/>
+                <w:b/>
+                <w:bCs/>
+                <w:color w:val="E36A3A"/>
+                <w:sz w:val="13"/>
+                <w:szCs w:val="13"/>
+              </w:rPr>
+              <w:t xml:space="preserve">COMMERCIAL</w:t>
+            </w:r>
+          </w:p>
+          <w:p>
+            <w:pPr>
+              <w:jc w:val="right"/>
+            </w:pPr>
+            <w:r>
+              <w:rPr>
+                <w:rFonts w:ascii="Helvetica" w:cs="Helvetica" w:eastAsia="Helvetica" w:hAnsi="Helvetica"/>
+                <w:b/>
+                <w:bCs/>
+                <w:color w:val="E36A3A"/>
+                <w:sz w:val="13"/>
+                <w:szCs w:val="13"/>
+              </w:rPr>
+              <w:t xml:space="preserve">COMMUNICATION</w:t>
+            </w:r>
+          </w:p>
+          <w:p>
+            <w:pPr>
+              <w:jc w:val="right"/>
+            </w:pPr>
+            <w:r>
+              <w:rPr>
+                <w:rFonts w:ascii="Helvetica" w:cs="Helvetica" w:eastAsia="Helvetica" w:hAnsi="Helvetica"/>
+                <w:b/>
+                <w:bCs/>
+                <w:color w:val="E36A3A"/>
+                <w:sz w:val="13"/>
+                <w:szCs w:val="13"/>
+              </w:rPr>
+              <w:t xml:space="preserve">COACHING</w:t>
+            </w:r>
+          </w:p>
+        </w:tc>
+      </w:tr>
+    </w:tbl>
+    <w:p>
+      <w:pPr>
+        <w:spacing w:after="80"/>
+      </w:pPr>
     </w:p>
     <w:p>
       <w:pPr>
@@ -554,129 +599,174 @@
         </w:sectPr>
       </w:pPr>
     </w:p>
-    <w:p>
-      <w:r>
-        <w:drawing>
-          <wp:inline distT="0" distB="0" distL="0" distR="0">
-            <wp:extent cx="1333500" cy="771525"/>
-            <wp:effectExtent t="0" r="0" b="0" l="0"/>
-            <wp:docPr id="1" name="" descr="" title=""/>
-            <wp:cNvGraphicFramePr>
-              <a:graphicFrameLocks xmlns:a="http://schemas.openxmlformats.org/drawingml/2006/main" noChangeAspect="1"/>
-            </wp:cNvGraphicFramePr>
-            <a:graphic xmlns:a="http://schemas.openxmlformats.org/drawingml/2006/main">
-              <a:graphicData uri="http://schemas.openxmlformats.org/drawingml/2006/picture">
-                <pic:pic xmlns:pic="http://schemas.openxmlformats.org/drawingml/2006/picture">
-                  <pic:nvPicPr>
-                    <pic:cNvPr id="0" name="" descr=""/>
-                    <pic:cNvPicPr>
-                      <a:picLocks noChangeAspect="1" noChangeArrowheads="1"/>
-                    </pic:cNvPicPr>
-                  </pic:nvPicPr>
-                  <pic:blipFill>
-                    <a:blip r:embed="rId9" cstate="none"/>
-                    <a:srcRect/>
-                    <a:stretch>
-                      <a:fillRect/>
-                    </a:stretch>
-                  </pic:blipFill>
-                  <pic:spPr bwMode="auto">
-                    <a:xfrm>
-                      <a:off x="0" y="0"/>
-                      <a:ext cx="1333500" cy="771525"/>
-                    </a:xfrm>
-                    <a:prstGeom prst="rect">
-                      <a:avLst/>
-                    </a:prstGeom>
-                  </pic:spPr>
-                </pic:pic>
-              </a:graphicData>
-            </a:graphic>
-          </wp:inline>
-        </w:drawing>
-      </w:r>
-    </w:p>
-    <w:p>
-      <w:pPr>
-        <w:spacing w:before="0"/>
-        <w:jc w:val="right"/>
-      </w:pPr>
-      <w:r>
-        <w:rPr>
-          <w:rFonts w:ascii="Helvetica" w:cs="Helvetica" w:eastAsia="Helvetica" w:hAnsi="Helvetica"/>
-          <w:b/>
-          <w:bCs/>
-          <w:color w:val="E36A3A"/>
-          <w:sz w:val="13"/>
-          <w:szCs w:val="13"/>
-        </w:rPr>
-        <w:t xml:space="preserve">MARKETING</w:t>
-      </w:r>
-    </w:p>
-    <w:p>
-      <w:pPr>
-        <w:jc w:val="right"/>
-      </w:pPr>
-      <w:r>
-        <w:rPr>
-          <w:rFonts w:ascii="Helvetica" w:cs="Helvetica" w:eastAsia="Helvetica" w:hAnsi="Helvetica"/>
-          <w:b/>
-          <w:bCs/>
-          <w:color w:val="E36A3A"/>
-          <w:sz w:val="13"/>
-          <w:szCs w:val="13"/>
-        </w:rPr>
-        <w:t xml:space="preserve">WEB MARKETING</w:t>
-      </w:r>
-    </w:p>
-    <w:p>
-      <w:pPr>
-        <w:jc w:val="right"/>
-      </w:pPr>
-      <w:r>
-        <w:rPr>
-          <w:rFonts w:ascii="Helvetica" w:cs="Helvetica" w:eastAsia="Helvetica" w:hAnsi="Helvetica"/>
-          <w:b/>
-          <w:bCs/>
-          <w:color w:val="E36A3A"/>
-          <w:sz w:val="13"/>
-          <w:szCs w:val="13"/>
-        </w:rPr>
-        <w:t xml:space="preserve">COMMERCIAL</w:t>
-      </w:r>
-    </w:p>
-    <w:p>
-      <w:pPr>
-        <w:jc w:val="right"/>
-      </w:pPr>
-      <w:r>
-        <w:rPr>
-          <w:rFonts w:ascii="Helvetica" w:cs="Helvetica" w:eastAsia="Helvetica" w:hAnsi="Helvetica"/>
-          <w:b/>
-          <w:bCs/>
-          <w:color w:val="E36A3A"/>
-          <w:sz w:val="13"/>
-          <w:szCs w:val="13"/>
-        </w:rPr>
-        <w:t xml:space="preserve">COMMUNICATION</w:t>
-      </w:r>
-    </w:p>
-    <w:p>
-      <w:pPr>
-        <w:spacing w:after="150"/>
-        <w:jc w:val="right"/>
-      </w:pPr>
-      <w:r>
-        <w:rPr>
-          <w:rFonts w:ascii="Helvetica" w:cs="Helvetica" w:eastAsia="Helvetica" w:hAnsi="Helvetica"/>
-          <w:b/>
-          <w:bCs/>
-          <w:color w:val="E36A3A"/>
-          <w:sz w:val="13"/>
-          <w:szCs w:val="13"/>
-        </w:rPr>
-        <w:t xml:space="preserve">COACHING</w:t>
-      </w:r>
+    <w:tbl>
+      <w:tblPr>
+        <w:tblW w:type="dxa" w:w="9500"/>
+        <w:tblBorders>
+          <w:top w:val="none" w:sz="0"/>
+          <w:left w:val="none" w:sz="0"/>
+          <w:bottom w:val="none" w:sz="0"/>
+          <w:right w:val="none" w:sz="0"/>
+          <w:insideH w:val="none" w:sz="0"/>
+          <w:insideV w:val="none" w:sz="0"/>
+        </w:tblBorders>
+      </w:tblPr>
+      <w:tblGrid>
+        <w:gridCol w:w="100"/>
+        <w:gridCol w:w="100"/>
+      </w:tblGrid>
+      <w:tr>
+        <w:tc>
+          <w:tcPr>
+            <w:tcW w:type="dxa" w:w="4000"/>
+            <w:tcBorders>
+              <w:top w:val="none" w:sz="0"/>
+              <w:left w:val="none" w:sz="0"/>
+              <w:bottom w:val="none" w:sz="0"/>
+              <w:right w:val="none" w:sz="0"/>
+            </w:tcBorders>
+          </w:tcPr>
+          <w:p>
+            <w:r>
+              <w:drawing>
+                <wp:inline distT="0" distB="0" distL="0" distR="0">
+                  <wp:extent cx="1333500" cy="771525"/>
+                  <wp:effectExtent t="0" r="0" b="0" l="0"/>
+                  <wp:docPr id="1" name="" descr="" title=""/>
+                  <wp:cNvGraphicFramePr>
+                    <a:graphicFrameLocks xmlns:a="http://schemas.openxmlformats.org/drawingml/2006/main" noChangeAspect="1"/>
+                  </wp:cNvGraphicFramePr>
+                  <a:graphic xmlns:a="http://schemas.openxmlformats.org/drawingml/2006/main">
+                    <a:graphicData uri="http://schemas.openxmlformats.org/drawingml/2006/picture">
+                      <pic:pic xmlns:pic="http://schemas.openxmlformats.org/drawingml/2006/picture">
+                        <pic:nvPicPr>
+                          <pic:cNvPr id="0" name="" descr=""/>
+                          <pic:cNvPicPr>
+                            <a:picLocks noChangeAspect="1" noChangeArrowheads="1"/>
+                          </pic:cNvPicPr>
+                        </pic:nvPicPr>
+                        <pic:blipFill>
+                          <a:blip r:embed="rId9" cstate="none"/>
+                          <a:srcRect/>
+                          <a:stretch>
+                            <a:fillRect/>
+                          </a:stretch>
+                        </pic:blipFill>
+                        <pic:spPr bwMode="auto">
+                          <a:xfrm>
+                            <a:off x="0" y="0"/>
+                            <a:ext cx="1333500" cy="771525"/>
+                          </a:xfrm>
+                          <a:prstGeom prst="rect">
+                            <a:avLst/>
+                          </a:prstGeom>
+                        </pic:spPr>
+                      </pic:pic>
+                    </a:graphicData>
+                  </a:graphic>
+                </wp:inline>
+              </w:drawing>
+            </w:r>
+          </w:p>
+        </w:tc>
+        <w:tc>
+          <w:tcPr>
+            <w:tcW w:type="dxa" w:w="5500"/>
+            <w:tcBorders>
+              <w:top w:val="none" w:sz="0"/>
+              <w:left w:val="none" w:sz="0"/>
+              <w:bottom w:val="none" w:sz="0"/>
+              <w:right w:val="none" w:sz="0"/>
+            </w:tcBorders>
+            <w:vAlign w:val="top"/>
+          </w:tcPr>
+          <w:p>
+            <w:pPr>
+              <w:jc w:val="right"/>
+            </w:pPr>
+            <w:r>
+              <w:rPr>
+                <w:rFonts w:ascii="Helvetica" w:cs="Helvetica" w:eastAsia="Helvetica" w:hAnsi="Helvetica"/>
+                <w:b/>
+                <w:bCs/>
+                <w:color w:val="E36A3A"/>
+                <w:sz w:val="13"/>
+                <w:szCs w:val="13"/>
+              </w:rPr>
+              <w:t xml:space="preserve">MARKETING</w:t>
+            </w:r>
+          </w:p>
+          <w:p>
+            <w:pPr>
+              <w:jc w:val="right"/>
+            </w:pPr>
+            <w:r>
+              <w:rPr>
+                <w:rFonts w:ascii="Helvetica" w:cs="Helvetica" w:eastAsia="Helvetica" w:hAnsi="Helvetica"/>
+                <w:b/>
+                <w:bCs/>
+                <w:color w:val="E36A3A"/>
+                <w:sz w:val="13"/>
+                <w:szCs w:val="13"/>
+              </w:rPr>
+              <w:t xml:space="preserve">WEB MARKETING</w:t>
+            </w:r>
+          </w:p>
+          <w:p>
+            <w:pPr>
+              <w:jc w:val="right"/>
+            </w:pPr>
+            <w:r>
+              <w:rPr>
+                <w:rFonts w:ascii="Helvetica" w:cs="Helvetica" w:eastAsia="Helvetica" w:hAnsi="Helvetica"/>
+                <w:b/>
+                <w:bCs/>
+                <w:color w:val="E36A3A"/>
+                <w:sz w:val="13"/>
+                <w:szCs w:val="13"/>
+              </w:rPr>
+              <w:t xml:space="preserve">COMMERCIAL</w:t>
+            </w:r>
+          </w:p>
+          <w:p>
+            <w:pPr>
+              <w:jc w:val="right"/>
+            </w:pPr>
+            <w:r>
+              <w:rPr>
+                <w:rFonts w:ascii="Helvetica" w:cs="Helvetica" w:eastAsia="Helvetica" w:hAnsi="Helvetica"/>
+                <w:b/>
+                <w:bCs/>
+                <w:color w:val="E36A3A"/>
+                <w:sz w:val="13"/>
+                <w:szCs w:val="13"/>
+              </w:rPr>
+              <w:t xml:space="preserve">COMMUNICATION</w:t>
+            </w:r>
+          </w:p>
+          <w:p>
+            <w:pPr>
+              <w:jc w:val="right"/>
+            </w:pPr>
+            <w:r>
+              <w:rPr>
+                <w:rFonts w:ascii="Helvetica" w:cs="Helvetica" w:eastAsia="Helvetica" w:hAnsi="Helvetica"/>
+                <w:b/>
+                <w:bCs/>
+                <w:color w:val="E36A3A"/>
+                <w:sz w:val="13"/>
+                <w:szCs w:val="13"/>
+              </w:rPr>
+              <w:t xml:space="preserve">COACHING</w:t>
+            </w:r>
+          </w:p>
+        </w:tc>
+      </w:tr>
+    </w:tbl>
+    <w:p>
+      <w:pPr>
+        <w:spacing w:after="80"/>
+      </w:pPr>
     </w:p>
     <w:p>
       <w:pPr>
